--- a/2303A51581-11.3.docx
+++ b/2303A51581-11.3.docx
@@ -16,7 +16,7 @@
           <w:sz w:val="40"/>
           <w:szCs w:val="40"/>
         </w:rPr>
-        <w:t>2303A5158</w:t>
+        <w:t>2303A515</w:t>
       </w:r>
       <w:r>
         <w:rPr>
@@ -24,7 +24,7 @@
           <w:sz w:val="40"/>
           <w:szCs w:val="40"/>
         </w:rPr>
-        <w:t>1</w:t>
+        <w:t>81</w:t>
       </w:r>
     </w:p>
     <w:p>
@@ -439,6 +439,7 @@
           <w:sz w:val="28"/>
           <w:szCs w:val="28"/>
         </w:rPr>
+        <w:lastRenderedPageBreak/>
         <w:t xml:space="preserve">    </w:t>
       </w:r>
       <w:proofErr w:type="spellStart"/>
@@ -939,6 +940,7 @@
           <w:sz w:val="40"/>
           <w:szCs w:val="40"/>
         </w:rPr>
+        <w:lastRenderedPageBreak/>
         <w:drawing>
           <wp:anchor distT="0" distB="0" distL="114300" distR="114300" simplePos="0" relativeHeight="251659264" behindDoc="1" locked="0" layoutInCell="1" allowOverlap="1" wp14:anchorId="054E0624" wp14:editId="183E7278">
             <wp:simplePos x="0" y="0"/>
@@ -1260,6 +1262,7 @@
           <w:sz w:val="40"/>
           <w:szCs w:val="40"/>
         </w:rPr>
+        <w:lastRenderedPageBreak/>
         <w:t>Using LinkedList</w:t>
       </w:r>
     </w:p>
@@ -2001,6 +2004,7 @@
           <w:sz w:val="28"/>
           <w:szCs w:val="28"/>
         </w:rPr>
+        <w:lastRenderedPageBreak/>
         <w:t xml:space="preserve">            temp = </w:t>
       </w:r>
       <w:proofErr w:type="spellStart"/>
@@ -2656,6 +2660,7 @@
           <w:sz w:val="28"/>
           <w:szCs w:val="28"/>
         </w:rPr>
+        <w:lastRenderedPageBreak/>
         <w:t xml:space="preserve">    print("2. Search Contact")</w:t>
       </w:r>
     </w:p>
@@ -3157,6 +3162,7 @@
           <w:sz w:val="40"/>
           <w:szCs w:val="40"/>
         </w:rPr>
+        <w:lastRenderedPageBreak/>
         <w:drawing>
           <wp:anchor distT="0" distB="0" distL="114300" distR="114300" simplePos="0" relativeHeight="251661312" behindDoc="1" locked="0" layoutInCell="1" allowOverlap="1" wp14:anchorId="590FAE46" wp14:editId="767F07AC">
             <wp:simplePos x="0" y="0"/>
@@ -3503,6 +3509,7 @@
           <w:sz w:val="32"/>
           <w:szCs w:val="32"/>
         </w:rPr>
+        <w:lastRenderedPageBreak/>
         <w:t>The program manages contact details efficiently using two data structures. Arrays provide simple and fast insertion, while linked lists allow dynamic memory allocation and easier deletion by updating pointers.</w:t>
       </w:r>
     </w:p>
@@ -3924,6 +3931,7 @@
           <w:sz w:val="32"/>
           <w:szCs w:val="32"/>
         </w:rPr>
+        <w:lastRenderedPageBreak/>
         <w:t xml:space="preserve">    else:</w:t>
       </w:r>
     </w:p>
@@ -4379,6 +4387,7 @@
           <w:sz w:val="32"/>
           <w:szCs w:val="32"/>
         </w:rPr>
+        <w:lastRenderedPageBreak/>
         <w:t>pq</w:t>
       </w:r>
       <w:proofErr w:type="spellEnd"/>
@@ -4985,6 +4994,7 @@
           <w:sz w:val="32"/>
           <w:szCs w:val="32"/>
         </w:rPr>
+        <w:lastRenderedPageBreak/>
         <w:t xml:space="preserve">    print("2. Process Request")</w:t>
       </w:r>
     </w:p>
@@ -5428,6 +5438,7 @@
           <w:sz w:val="40"/>
           <w:szCs w:val="40"/>
         </w:rPr>
+        <w:lastRenderedPageBreak/>
         <w:t>#ANALYSIS</w:t>
       </w:r>
     </w:p>
@@ -5859,6 +5870,7 @@
           <w:sz w:val="28"/>
           <w:szCs w:val="28"/>
         </w:rPr>
+        <w:lastRenderedPageBreak/>
         <w:t xml:space="preserve">        ticket = </w:t>
       </w:r>
       <w:proofErr w:type="spellStart"/>
@@ -6372,6 +6384,7 @@
           <w:sz w:val="28"/>
           <w:szCs w:val="28"/>
         </w:rPr>
+        <w:lastRenderedPageBreak/>
         <w:t xml:space="preserve">    </w:t>
       </w:r>
       <w:proofErr w:type="spellStart"/>
@@ -6725,6 +6738,7 @@
           <w:sz w:val="28"/>
           <w:szCs w:val="28"/>
         </w:rPr>
+        <w:lastRenderedPageBreak/>
         <w:drawing>
           <wp:anchor distT="0" distB="0" distL="114300" distR="114300" simplePos="0" relativeHeight="251663360" behindDoc="1" locked="0" layoutInCell="1" allowOverlap="1" wp14:anchorId="4019D1C5" wp14:editId="5AD75975">
             <wp:simplePos x="0" y="0"/>
@@ -7180,6 +7194,7 @@
           <w:sz w:val="28"/>
           <w:szCs w:val="28"/>
         </w:rPr>
+        <w:lastRenderedPageBreak/>
         <w:t>    def insert(self, key):</w:t>
       </w:r>
     </w:p>
@@ -7849,6 +7864,7 @@
           <w:sz w:val="28"/>
           <w:szCs w:val="28"/>
         </w:rPr>
+        <w:lastRenderedPageBreak/>
         <w:t>    print("3.Delete")</w:t>
       </w:r>
     </w:p>
@@ -8300,6 +8316,7 @@
           <w:sz w:val="28"/>
           <w:szCs w:val="28"/>
         </w:rPr>
+        <w:lastRenderedPageBreak/>
         <w:drawing>
           <wp:anchor distT="0" distB="0" distL="114300" distR="114300" simplePos="0" relativeHeight="251665408" behindDoc="1" locked="0" layoutInCell="1" allowOverlap="1" wp14:anchorId="178D35A4" wp14:editId="05D8A9F2">
             <wp:simplePos x="0" y="0"/>
@@ -8599,6 +8616,7 @@
           <w:sz w:val="40"/>
           <w:szCs w:val="40"/>
         </w:rPr>
+        <w:lastRenderedPageBreak/>
         <w:t>#CODE</w:t>
       </w:r>
     </w:p>
@@ -9114,6 +9132,7 @@
           <w:sz w:val="28"/>
           <w:szCs w:val="28"/>
         </w:rPr>
+        <w:lastRenderedPageBreak/>
         <w:t>    print("4.Exit")</w:t>
       </w:r>
     </w:p>
@@ -9437,6 +9456,7 @@
           <w:sz w:val="28"/>
           <w:szCs w:val="28"/>
         </w:rPr>
+        <w:lastRenderedPageBreak/>
         <w:drawing>
           <wp:anchor distT="0" distB="0" distL="114300" distR="114300" simplePos="0" relativeHeight="251666432" behindDoc="1" locked="0" layoutInCell="1" allowOverlap="1" wp14:anchorId="1F954B1C" wp14:editId="34BE9056">
             <wp:simplePos x="0" y="0"/>
